--- a/public/upload/service/nâng cơ - trẻ hoá - xoá nhăn/Xoá rãnh cười/Tài liệu không có tiêu đề.docx
+++ b/public/upload/service/nâng cơ - trẻ hoá - xoá nhăn/Xoá rãnh cười/Tài liệu không có tiêu đề.docx
@@ -12,6 +12,7 @@
         <w:jc w:val="center"/>
         <w:rPr>
           <w:b w:val="1"/>
+          <w:bCs w:val="1"/>
           <w:color w:val="343a40"/>
           <w:sz w:val="33"/>
           <w:szCs w:val="33"/>
@@ -22,6 +23,7 @@
       <w:r>
         <w:rPr>
           <w:b w:val="1"/>
+          <w:bCs w:val="1"/>
           <w:color w:val="343a40"/>
           <w:sz w:val="33"/>
           <w:szCs w:val="33"/>
@@ -52,6 +54,7 @@
       <w:r>
         <w:rPr>
           <w:b w:val="1"/>
+          <w:bCs w:val="1"/>
           <w:color w:val="495057"/>
           <w:sz w:val="23"/>
           <w:szCs w:val="23"/>
@@ -78,6 +81,7 @@
         <w:spacing w:after="300" w:before="300" w:line="335.99999999999994" w:lineRule="auto"/>
         <w:rPr>
           <w:b w:val="1"/>
+          <w:bCs w:val="1"/>
           <w:color w:val="343a40"/>
           <w:sz w:val="27"/>
           <w:szCs w:val="27"/>
@@ -88,6 +92,7 @@
       <w:r>
         <w:rPr>
           <w:b w:val="1"/>
+          <w:bCs w:val="1"/>
           <w:color w:val="343a40"/>
           <w:sz w:val="27"/>
           <w:szCs w:val="27"/>
@@ -185,6 +190,7 @@
         <w:spacing w:after="300" w:before="300" w:line="335.99999999999994" w:lineRule="auto"/>
         <w:rPr>
           <w:b w:val="1"/>
+          <w:bCs w:val="1"/>
           <w:color w:val="343a40"/>
           <w:sz w:val="27"/>
           <w:szCs w:val="27"/>
@@ -195,6 +201,7 @@
       <w:r>
         <w:rPr>
           <w:b w:val="1"/>
+          <w:bCs w:val="1"/>
           <w:color w:val="343a40"/>
           <w:sz w:val="27"/>
           <w:szCs w:val="27"/>
@@ -225,6 +232,7 @@
       <w:r>
         <w:rPr>
           <w:b w:val="1"/>
+          <w:bCs w:val="1"/>
           <w:color w:val="495057"/>
           <w:sz w:val="23"/>
           <w:szCs w:val="23"/>
@@ -311,6 +319,7 @@
         <w:spacing w:after="300" w:before="300" w:line="335.99999999999994" w:lineRule="auto"/>
         <w:rPr>
           <w:b w:val="1"/>
+          <w:bCs w:val="1"/>
           <w:color w:val="343a40"/>
           <w:sz w:val="27"/>
           <w:szCs w:val="27"/>
@@ -321,6 +330,7 @@
       <w:r>
         <w:rPr>
           <w:b w:val="1"/>
+          <w:bCs w:val="1"/>
           <w:color w:val="343a40"/>
           <w:sz w:val="27"/>
           <w:szCs w:val="27"/>
@@ -351,6 +361,7 @@
       <w:r>
         <w:rPr>
           <w:b w:val="1"/>
+          <w:bCs w:val="1"/>
           <w:color w:val="495057"/>
           <w:sz w:val="23"/>
           <w:szCs w:val="23"/>
@@ -450,6 +461,7 @@
       <w:r>
         <w:rPr>
           <w:b w:val="1"/>
+          <w:bCs w:val="1"/>
           <w:color w:val="495057"/>
           <w:sz w:val="23"/>
           <w:szCs w:val="23"/>
@@ -476,6 +488,7 @@
         <w:spacing w:after="300" w:before="300" w:line="335.99999999999994" w:lineRule="auto"/>
         <w:rPr>
           <w:b w:val="1"/>
+          <w:bCs w:val="1"/>
           <w:color w:val="343a40"/>
           <w:sz w:val="27"/>
           <w:szCs w:val="27"/>
@@ -486,6 +499,7 @@
       <w:r>
         <w:rPr>
           <w:b w:val="1"/>
+          <w:bCs w:val="1"/>
           <w:color w:val="343a40"/>
           <w:sz w:val="27"/>
           <w:szCs w:val="27"/>
@@ -523,6 +537,7 @@
         <w:spacing w:after="300" w:before="220" w:line="335.99999999999994" w:lineRule="auto"/>
         <w:rPr>
           <w:b w:val="1"/>
+          <w:bCs w:val="1"/>
           <w:color w:val="343a40"/>
           <w:sz w:val="24"/>
           <w:szCs w:val="24"/>
@@ -533,6 +548,7 @@
       <w:r>
         <w:rPr>
           <w:b w:val="1"/>
+          <w:bCs w:val="1"/>
           <w:color w:val="343a40"/>
           <w:sz w:val="24"/>
           <w:szCs w:val="24"/>
@@ -570,6 +586,7 @@
         <w:spacing w:after="300" w:before="220" w:line="335.99999999999994" w:lineRule="auto"/>
         <w:rPr>
           <w:b w:val="1"/>
+          <w:bCs w:val="1"/>
           <w:color w:val="343a40"/>
           <w:sz w:val="24"/>
           <w:szCs w:val="24"/>
@@ -580,6 +597,7 @@
       <w:r>
         <w:rPr>
           <w:b w:val="1"/>
+          <w:bCs w:val="1"/>
           <w:color w:val="343a40"/>
           <w:sz w:val="24"/>
           <w:szCs w:val="24"/>
@@ -617,6 +635,7 @@
         <w:spacing w:after="300" w:before="220" w:line="335.99999999999994" w:lineRule="auto"/>
         <w:rPr>
           <w:b w:val="1"/>
+          <w:bCs w:val="1"/>
           <w:color w:val="343a40"/>
           <w:sz w:val="24"/>
           <w:szCs w:val="24"/>
@@ -627,6 +646,7 @@
       <w:r>
         <w:rPr>
           <w:b w:val="1"/>
+          <w:bCs w:val="1"/>
           <w:color w:val="343a40"/>
           <w:sz w:val="24"/>
           <w:szCs w:val="24"/>
@@ -664,6 +684,7 @@
         <w:spacing w:after="300" w:before="220" w:line="335.99999999999994" w:lineRule="auto"/>
         <w:rPr>
           <w:b w:val="1"/>
+          <w:bCs w:val="1"/>
           <w:color w:val="343a40"/>
           <w:sz w:val="24"/>
           <w:szCs w:val="24"/>
@@ -674,6 +695,7 @@
       <w:r>
         <w:rPr>
           <w:b w:val="1"/>
+          <w:bCs w:val="1"/>
           <w:color w:val="343a40"/>
           <w:sz w:val="24"/>
           <w:szCs w:val="24"/>
@@ -711,6 +733,7 @@
         <w:spacing w:after="300" w:before="220" w:line="335.99999999999994" w:lineRule="auto"/>
         <w:rPr>
           <w:b w:val="1"/>
+          <w:bCs w:val="1"/>
           <w:color w:val="343a40"/>
           <w:sz w:val="24"/>
           <w:szCs w:val="24"/>
@@ -721,6 +744,7 @@
       <w:r>
         <w:rPr>
           <w:b w:val="1"/>
+          <w:bCs w:val="1"/>
           <w:color w:val="343a40"/>
           <w:sz w:val="24"/>
           <w:szCs w:val="24"/>
@@ -758,6 +782,7 @@
         <w:spacing w:after="300" w:before="300" w:line="335.99999999999994" w:lineRule="auto"/>
         <w:rPr>
           <w:b w:val="1"/>
+          <w:bCs w:val="1"/>
           <w:color w:val="343a40"/>
           <w:sz w:val="27"/>
           <w:szCs w:val="27"/>
@@ -768,6 +793,7 @@
       <w:r>
         <w:rPr>
           <w:b w:val="1"/>
+          <w:bCs w:val="1"/>
           <w:color w:val="343a40"/>
           <w:sz w:val="27"/>
           <w:szCs w:val="27"/>
@@ -798,6 +824,7 @@
       <w:r>
         <w:rPr>
           <w:b w:val="1"/>
+          <w:bCs w:val="1"/>
           <w:color w:val="495057"/>
           <w:sz w:val="23"/>
           <w:szCs w:val="23"/>
@@ -824,6 +851,7 @@
         <w:spacing w:after="300" w:before="220" w:line="335.99999999999994" w:lineRule="auto"/>
         <w:rPr>
           <w:b w:val="1"/>
+          <w:bCs w:val="1"/>
           <w:color w:val="343a40"/>
           <w:sz w:val="24"/>
           <w:szCs w:val="24"/>
@@ -834,6 +862,7 @@
       <w:r>
         <w:rPr>
           <w:b w:val="1"/>
+          <w:bCs w:val="1"/>
           <w:color w:val="343a40"/>
           <w:sz w:val="24"/>
           <w:szCs w:val="24"/>
@@ -871,6 +900,7 @@
         <w:spacing w:after="300" w:before="220" w:line="335.99999999999994" w:lineRule="auto"/>
         <w:rPr>
           <w:b w:val="1"/>
+          <w:bCs w:val="1"/>
           <w:color w:val="343a40"/>
           <w:sz w:val="24"/>
           <w:szCs w:val="24"/>
@@ -881,6 +911,7 @@
       <w:r>
         <w:rPr>
           <w:b w:val="1"/>
+          <w:bCs w:val="1"/>
           <w:color w:val="343a40"/>
           <w:sz w:val="24"/>
           <w:szCs w:val="24"/>
@@ -911,6 +942,7 @@
       <w:r>
         <w:rPr>
           <w:b w:val="1"/>
+          <w:bCs w:val="1"/>
           <w:color w:val="495057"/>
           <w:sz w:val="23"/>
           <w:szCs w:val="23"/>
@@ -937,6 +969,7 @@
         <w:spacing w:after="300" w:before="220" w:line="335.99999999999994" w:lineRule="auto"/>
         <w:rPr>
           <w:b w:val="1"/>
+          <w:bCs w:val="1"/>
           <w:color w:val="343a40"/>
           <w:sz w:val="24"/>
           <w:szCs w:val="24"/>
@@ -947,6 +980,7 @@
       <w:r>
         <w:rPr>
           <w:b w:val="1"/>
+          <w:bCs w:val="1"/>
           <w:color w:val="343a40"/>
           <w:sz w:val="24"/>
           <w:szCs w:val="24"/>
@@ -984,6 +1018,7 @@
         <w:spacing w:after="300" w:before="220" w:line="335.99999999999994" w:lineRule="auto"/>
         <w:rPr>
           <w:b w:val="1"/>
+          <w:bCs w:val="1"/>
           <w:color w:val="343a40"/>
           <w:sz w:val="24"/>
           <w:szCs w:val="24"/>
@@ -994,6 +1029,7 @@
       <w:r>
         <w:rPr>
           <w:b w:val="1"/>
+          <w:bCs w:val="1"/>
           <w:color w:val="343a40"/>
           <w:sz w:val="24"/>
           <w:szCs w:val="24"/>
@@ -1031,6 +1067,7 @@
         <w:spacing w:after="300" w:before="300" w:line="335.99999999999994" w:lineRule="auto"/>
         <w:rPr>
           <w:b w:val="1"/>
+          <w:bCs w:val="1"/>
           <w:color w:val="343a40"/>
           <w:sz w:val="27"/>
           <w:szCs w:val="27"/>
@@ -1041,6 +1078,7 @@
       <w:r>
         <w:rPr>
           <w:b w:val="1"/>
+          <w:bCs w:val="1"/>
           <w:color w:val="343a40"/>
           <w:sz w:val="27"/>
           <w:szCs w:val="27"/>
@@ -1071,6 +1109,7 @@
       <w:r>
         <w:rPr>
           <w:b w:val="1"/>
+          <w:bCs w:val="1"/>
           <w:color w:val="495057"/>
           <w:sz w:val="23"/>
           <w:szCs w:val="23"/>
@@ -1097,6 +1136,7 @@
         <w:spacing w:after="300" w:before="220" w:line="335.99999999999994" w:lineRule="auto"/>
         <w:rPr>
           <w:b w:val="1"/>
+          <w:bCs w:val="1"/>
           <w:color w:val="343a40"/>
           <w:sz w:val="24"/>
           <w:szCs w:val="24"/>
@@ -1107,6 +1147,7 @@
       <w:r>
         <w:rPr>
           <w:b w:val="1"/>
+          <w:bCs w:val="1"/>
           <w:color w:val="343a40"/>
           <w:sz w:val="24"/>
           <w:szCs w:val="24"/>
@@ -1144,6 +1185,7 @@
         <w:spacing w:after="300" w:before="220" w:line="335.99999999999994" w:lineRule="auto"/>
         <w:rPr>
           <w:b w:val="1"/>
+          <w:bCs w:val="1"/>
           <w:color w:val="343a40"/>
           <w:sz w:val="24"/>
           <w:szCs w:val="24"/>
@@ -1154,6 +1196,7 @@
       <w:r>
         <w:rPr>
           <w:b w:val="1"/>
+          <w:bCs w:val="1"/>
           <w:color w:val="343a40"/>
           <w:sz w:val="24"/>
           <w:szCs w:val="24"/>
@@ -1191,6 +1234,7 @@
         <w:spacing w:after="300" w:before="220" w:line="335.99999999999994" w:lineRule="auto"/>
         <w:rPr>
           <w:b w:val="1"/>
+          <w:bCs w:val="1"/>
           <w:color w:val="343a40"/>
           <w:sz w:val="24"/>
           <w:szCs w:val="24"/>
@@ -1201,6 +1245,7 @@
       <w:r>
         <w:rPr>
           <w:b w:val="1"/>
+          <w:bCs w:val="1"/>
           <w:color w:val="343a40"/>
           <w:sz w:val="24"/>
           <w:szCs w:val="24"/>
@@ -1238,6 +1283,7 @@
         <w:spacing w:after="300" w:before="220" w:line="335.99999999999994" w:lineRule="auto"/>
         <w:rPr>
           <w:b w:val="1"/>
+          <w:bCs w:val="1"/>
           <w:color w:val="343a40"/>
           <w:sz w:val="24"/>
           <w:szCs w:val="24"/>
@@ -1248,6 +1294,7 @@
       <w:r>
         <w:rPr>
           <w:b w:val="1"/>
+          <w:bCs w:val="1"/>
           <w:color w:val="343a40"/>
           <w:sz w:val="24"/>
           <w:szCs w:val="24"/>
@@ -1285,6 +1332,7 @@
         <w:spacing w:after="300" w:before="300" w:line="335.99999999999994" w:lineRule="auto"/>
         <w:rPr>
           <w:b w:val="1"/>
+          <w:bCs w:val="1"/>
           <w:color w:val="343a40"/>
           <w:sz w:val="27"/>
           <w:szCs w:val="27"/>
@@ -1295,6 +1343,7 @@
       <w:r>
         <w:rPr>
           <w:b w:val="1"/>
+          <w:bCs w:val="1"/>
           <w:color w:val="343a40"/>
           <w:sz w:val="27"/>
           <w:szCs w:val="27"/>
@@ -1325,6 +1374,7 @@
       <w:r>
         <w:rPr>
           <w:b w:val="1"/>
+          <w:bCs w:val="1"/>
           <w:color w:val="495057"/>
           <w:sz w:val="23"/>
           <w:szCs w:val="23"/>
@@ -1405,6 +1455,7 @@
         <w:r>
           <w:rPr>
             <w:b w:val="1"/>
+            <w:bCs w:val="1"/>
             <w:color w:val="0055ff"/>
             <w:sz w:val="23"/>
             <w:szCs w:val="23"/>
@@ -1428,6 +1479,7 @@
         <w:spacing w:after="300" w:before="300" w:line="335.99999999999994" w:lineRule="auto"/>
         <w:rPr>
           <w:b w:val="1"/>
+          <w:bCs w:val="1"/>
           <w:color w:val="343a40"/>
           <w:sz w:val="27"/>
           <w:szCs w:val="27"/>
@@ -1438,6 +1490,7 @@
       <w:r>
         <w:rPr>
           <w:b w:val="1"/>
+          <w:bCs w:val="1"/>
           <w:color w:val="343a40"/>
           <w:sz w:val="27"/>
           <w:szCs w:val="27"/>
@@ -1459,6 +1512,7 @@
       <w:r>
         <w:rPr>
           <w:b w:val="1"/>
+          <w:bCs w:val="1"/>
           <w:color w:val="495057"/>
           <w:sz w:val="23"/>
           <w:szCs w:val="23"/>
@@ -1695,6 +1749,7 @@
     </w:pPr>
     <w:rPr>
       <w:b w:val="0"/>
+      <w:bCs w:val="0"/>
       <w:sz w:val="32"/>
       <w:szCs w:val="32"/>
     </w:rPr>
@@ -1711,6 +1766,7 @@
     </w:pPr>
     <w:rPr>
       <w:b w:val="0"/>
+      <w:bCs w:val="0"/>
       <w:color w:val="434343"/>
       <w:sz w:val="28"/>
       <w:szCs w:val="28"/>
@@ -1760,6 +1816,7 @@
     </w:pPr>
     <w:rPr>
       <w:i w:val="1"/>
+      <w:iCs w:val="1"/>
       <w:color w:val="666666"/>
       <w:sz w:val="22"/>
       <w:szCs w:val="22"/>
@@ -1793,6 +1850,7 @@
     <w:rPr>
       <w:rFonts w:ascii="Arial" w:cs="Arial" w:eastAsia="Arial" w:hAnsi="Arial"/>
       <w:i w:val="0"/>
+      <w:iCs w:val="0"/>
       <w:color w:val="666666"/>
       <w:sz w:val="30"/>
       <w:szCs w:val="30"/>
